--- a/Tailored_CVs/Shinoy_PLUS_Retail_Medior_Quality_Assurance_Engineer.docx
+++ b/Tailored_CVs/Shinoy_PLUS_Retail_Medior_Quality_Assurance_Engineer.docx
@@ -70,7 +70,7 @@
           <w:b w:val="0"/>
           <w:sz w:val="19"/>
         </w:rPr>
-        <w:t>Quality Assurance Engineer with over 8 years of experience building automated test frameworks using Selenium and Playwright. Skilled in functional and regression testing, analyzing test results, and collaborating with developers and product owners to maintain reliable releases. Currently holding a valid EU residence permit and located in Amstelveen, ready to support PLUS Retail's quality processes.</w:t>
+        <w:t>QA Automation Engineer with over 8 years of experience building scalable automation frameworks using Java, Selenium, and Playwright. Proven track record of executing functional, regression, and integration tests while collaborating closely with developers and product owners in Agile environments. Currently residing in Amstelveen with a valid EU residence permit, I bring strong expertise in test planning, process optimization, and quality assurance.</w:t>
       </w:r>
     </w:p>
     <w:p>
@@ -288,7 +288,7 @@
           <w:b w:val="0"/>
           <w:sz w:val="18"/>
         </w:rPr>
-        <w:t>▸ Executed functional, regression, and integration tests, and developed test automation frameworks using Java Selenium and Playwright TypeScript to boost execution efficiency.</w:t>
+        <w:t>▸ Developed and maintained scalable automation frameworks utilizing Java Selenium WebDriver and TypeScript Playwright, boosting execution efficiency by 20%.</w:t>
       </w:r>
     </w:p>
     <w:p>
@@ -301,7 +301,7 @@
           <w:b w:val="0"/>
           <w:sz w:val="18"/>
         </w:rPr>
-        <w:t>▸ Collaborated closely with developers, analysts, and product owners during Agile sessions to translate business requirements into technical testing strategies and reduce defect leakage.</w:t>
+        <w:t>▸ Executed comprehensive functional, regression, and integration tests, analyzing test results and creating detailed test cases and plans to ensure release stability.</w:t>
       </w:r>
     </w:p>
     <w:p>
@@ -314,7 +314,7 @@
           <w:b w:val="0"/>
           <w:sz w:val="18"/>
         </w:rPr>
-        <w:t>▸ Supported user acceptance testing by helping users run tests and turning their feedback into clear improvements and tracked findings using JIRA.</w:t>
+        <w:t>▸ Collaborated closely with developers, analysts, and product owners in Agile/Scrum sessions, translating business requirements into effective testing strategies.</w:t>
       </w:r>
     </w:p>
     <w:p>
@@ -327,7 +327,7 @@
           <w:b w:val="0"/>
           <w:sz w:val="18"/>
         </w:rPr>
-        <w:t>▸ Analyzed test results, identified system risks, and contributed to the continuous optimization of test processes within the development cycle.</w:t>
+        <w:t>▸ Supported users during acceptance testing, gathering feedback and translating it into concrete improvement points for subsequent releases.</w:t>
       </w:r>
     </w:p>
     <w:p>

--- a/Tailored_CVs/Shinoy_PLUS_Retail_Medior_Quality_Assurance_Engineer.docx
+++ b/Tailored_CVs/Shinoy_PLUS_Retail_Medior_Quality_Assurance_Engineer.docx
@@ -70,7 +70,7 @@
           <w:b w:val="0"/>
           <w:sz w:val="19"/>
         </w:rPr>
-        <w:t>QA Automation Engineer with over 8 years of experience building scalable automation frameworks using Java, Selenium, and Playwright. Proven track record of executing functional, regression, and integration tests while collaborating closely with developers and product owners in Agile environments. Currently residing in Amstelveen with a valid EU residence permit, I bring strong expertise in test planning, process optimization, and quality assurance.</w:t>
+        <w:t>QA Automation Engineer with over 8 years of experience building scalable test frameworks using Selenium and Playwright. Skilled in executing functional, regression, and integration tests while collaborating closely with product owners and developers in Agile environments. Currently residing in Amstelveen with a valid EU residence permit, I am ready to help ensure the high quality and stability of releases at PLUS Retail.</w:t>
       </w:r>
     </w:p>
     <w:p>
@@ -288,7 +288,7 @@
           <w:b w:val="0"/>
           <w:sz w:val="18"/>
         </w:rPr>
-        <w:t>▸ Developed and maintained scalable automation frameworks utilizing Java Selenium WebDriver and TypeScript Playwright, boosting execution efficiency by 20%.</w:t>
+        <w:t>▸ Developed and maintained robust test automation frameworks using Java Selenium and Playwright TypeScript to support functional, regression, and integration testing.</w:t>
       </w:r>
     </w:p>
     <w:p>
@@ -301,7 +301,7 @@
           <w:b w:val="0"/>
           <w:sz w:val="18"/>
         </w:rPr>
-        <w:t>▸ Executed comprehensive functional, regression, and integration tests, analyzing test results and creating detailed test cases and plans to ensure release stability.</w:t>
+        <w:t>▸ Collaborated closely with developers, business analysts, and product owners in Agile and Scrum sessions to analyze requirements and translate them into effective test cases.</w:t>
       </w:r>
     </w:p>
     <w:p>
@@ -314,7 +314,7 @@
           <w:b w:val="0"/>
           <w:sz w:val="18"/>
         </w:rPr>
-        <w:t>▸ Collaborated closely with developers, analysts, and product owners in Agile/Scrum sessions, translating business requirements into effective testing strategies.</w:t>
+        <w:t>▸ Supported user acceptance testing (UAT) by guiding users through test scenarios, gathering feedback, and translating it into actionable improvement points.</w:t>
       </w:r>
     </w:p>
     <w:p>
@@ -327,7 +327,7 @@
           <w:b w:val="0"/>
           <w:sz w:val="18"/>
         </w:rPr>
-        <w:t>▸ Supported users during acceptance testing, gathering feedback and translating it into concrete improvement points for subsequent releases.</w:t>
+        <w:t>▸ Executed complex backend and database validation using Oracle SQL to ensure strict data integrity across critical workflows.</w:t>
       </w:r>
     </w:p>
     <w:p>

--- a/Tailored_CVs/Shinoy_PLUS_Retail_Medior_Quality_Assurance_Engineer.docx
+++ b/Tailored_CVs/Shinoy_PLUS_Retail_Medior_Quality_Assurance_Engineer.docx
@@ -70,7 +70,7 @@
           <w:b w:val="0"/>
           <w:sz w:val="19"/>
         </w:rPr>
-        <w:t>QA Automation Engineer with over 8 years of experience building scalable test frameworks using Selenium and Playwright. Skilled in executing functional, regression, and integration tests while collaborating closely with product owners and developers in Agile environments. Currently residing in Amstelveen with a valid EU residence permit, I am ready to help ensure the high quality and stability of releases at PLUS Retail.</w:t>
+        <w:t>I am a QA engineer with over eight years of experience building reliable automation frameworks and supporting stable software releases. I have worked extensively with Java, Selenium, and Playwright to run effective functional and regression tests. In my recent roles, I have also used tools like Gemini Code Assist to streamline test generation and deployment scripts. I look forward to contributing to the quality processes at PLUS Retail.</w:t>
       </w:r>
     </w:p>
     <w:p>
@@ -288,7 +288,7 @@
           <w:b w:val="0"/>
           <w:sz w:val="18"/>
         </w:rPr>
-        <w:t>▸ Developed and maintained robust test automation frameworks using Java Selenium and Playwright TypeScript to support functional, regression, and integration testing.</w:t>
+        <w:t>▸ Created and executed test plans, test cases, and test scripts to evaluate software systems and identify defects before release.</w:t>
       </w:r>
     </w:p>
     <w:p>
@@ -301,7 +301,7 @@
           <w:b w:val="0"/>
           <w:sz w:val="18"/>
         </w:rPr>
-        <w:t>▸ Collaborated closely with developers, business analysts, and product owners in Agile and Scrum sessions to analyze requirements and translate them into effective test cases.</w:t>
+        <w:t>▸ Performed functional, regression, and integration testing while collaborating closely with developers and product owners in an Agile environment.</w:t>
       </w:r>
     </w:p>
     <w:p>
@@ -314,7 +314,7 @@
           <w:b w:val="0"/>
           <w:sz w:val="18"/>
         </w:rPr>
-        <w:t>▸ Supported user acceptance testing (UAT) by guiding users through test scenarios, gathering feedback, and translating it into actionable improvement points.</w:t>
+        <w:t>▸ Supported users during acceptance testing and translated their feedback into actionable quality improvements.</w:t>
       </w:r>
     </w:p>
     <w:p>
@@ -327,7 +327,7 @@
           <w:b w:val="0"/>
           <w:sz w:val="18"/>
         </w:rPr>
-        <w:t>▸ Executed complex backend and database validation using Oracle SQL to ensure strict data integrity across critical workflows.</w:t>
+        <w:t>▸ Streamlined test generation and deployment scripts utilizing AI tools like Gemini Code Assist to improve team efficiency.</w:t>
       </w:r>
     </w:p>
     <w:p>

--- a/Tailored_CVs/Shinoy_PLUS_Retail_Medior_Quality_Assurance_Engineer.docx
+++ b/Tailored_CVs/Shinoy_PLUS_Retail_Medior_Quality_Assurance_Engineer.docx
@@ -70,7 +70,7 @@
           <w:b w:val="0"/>
           <w:sz w:val="19"/>
         </w:rPr>
-        <w:t>I am a QA engineer with over eight years of experience building reliable automation frameworks and supporting stable software releases. I have worked extensively with Java, Selenium, and Playwright to run effective functional and regression tests. In my recent roles, I have also used tools like Gemini Code Assist to streamline test generation and deployment scripts. I look forward to contributing to the quality processes at PLUS Retail.</w:t>
+        <w:t>I am a QA Automation Engineer with over eight years of experience building reliable test frameworks and supporting release processes in fast-paced environments. My background includes writing comprehensive test plans, executing functional and regression testing, and collaborating closely with product owners and developers. I hold a valid EU residence permit and am ready to start immediately.</w:t>
       </w:r>
     </w:p>
     <w:p>
@@ -288,7 +288,7 @@
           <w:b w:val="0"/>
           <w:sz w:val="18"/>
         </w:rPr>
-        <w:t>▸ Created and executed test plans, test cases, and test scripts to evaluate software systems and identify defects before release.</w:t>
+        <w:t>▸ Authored and executed structured test cases, test plans, and functional, regression, and integration testing to ensure release stability.</w:t>
       </w:r>
     </w:p>
     <w:p>
@@ -301,7 +301,7 @@
           <w:b w:val="0"/>
           <w:sz w:val="18"/>
         </w:rPr>
-        <w:t>▸ Performed functional, regression, and integration testing while collaborating closely with developers and product owners in an Agile environment.</w:t>
+        <w:t>▸ Supported business users during acceptance testing, gathering feedback and turning it into actionable improvement points.</w:t>
       </w:r>
     </w:p>
     <w:p>
@@ -314,7 +314,7 @@
           <w:b w:val="0"/>
           <w:sz w:val="18"/>
         </w:rPr>
-        <w:t>▸ Supported users during acceptance testing and translated their feedback into actionable quality improvements.</w:t>
+        <w:t>▸ Collaborated with developers and product owners in Agile and Scrum sessions to analyze test results and identify risks early.</w:t>
       </w:r>
     </w:p>
     <w:p>
@@ -327,7 +327,7 @@
           <w:b w:val="0"/>
           <w:sz w:val="18"/>
         </w:rPr>
-        <w:t>▸ Streamlined test generation and deployment scripts utilizing AI tools like Gemini Code Assist to improve team efficiency.</w:t>
+        <w:t>▸ Utilized Selenium and Playwright frameworks while streamlining test generation workflows with AI tools like Gemini Code Assist.</w:t>
       </w:r>
     </w:p>
     <w:p>

--- a/Tailored_CVs/Shinoy_PLUS_Retail_Medior_Quality_Assurance_Engineer.docx
+++ b/Tailored_CVs/Shinoy_PLUS_Retail_Medior_Quality_Assurance_Engineer.docx
@@ -70,7 +70,7 @@
           <w:b w:val="0"/>
           <w:sz w:val="19"/>
         </w:rPr>
-        <w:t>I am a QA Automation Engineer with over eight years of experience building reliable test frameworks and supporting release processes in fast-paced environments. My background includes writing comprehensive test plans, executing functional and regression testing, and collaborating closely with product owners and developers. I hold a valid EU residence permit and am ready to start immediately.</w:t>
+        <w:t>I am a QA automation engineer with over eight years of experience building reliable testing frameworks using Java, Selenium, and Playwright. My background includes close collaboration with product owners and developers to align test strategies with business goals. I also use tools like Gemini Code Assist to streamline test generation and deployment scripts.</w:t>
       </w:r>
     </w:p>
     <w:p>
@@ -288,7 +288,7 @@
           <w:b w:val="0"/>
           <w:sz w:val="18"/>
         </w:rPr>
-        <w:t>▸ Authored and executed structured test cases, test plans, and functional, regression, and integration testing to ensure release stability.</w:t>
+        <w:t>▸ Created and maintained test automation frameworks using Selenium and Playwright to support functional, regression, and integration testing.</w:t>
       </w:r>
     </w:p>
     <w:p>
@@ -301,7 +301,7 @@
           <w:b w:val="0"/>
           <w:sz w:val="18"/>
         </w:rPr>
-        <w:t>▸ Supported business users during acceptance testing, gathering feedback and turning it into actionable improvement points.</w:t>
+        <w:t>▸ Partnered with product owners and developers during Agile sessions to translate business needs into clear test cases and test plans.</w:t>
       </w:r>
     </w:p>
     <w:p>
@@ -314,7 +314,7 @@
           <w:b w:val="0"/>
           <w:sz w:val="18"/>
         </w:rPr>
-        <w:t>▸ Collaborated with developers and product owners in Agile and Scrum sessions to analyze test results and identify risks early.</w:t>
+        <w:t>▸ Supported users during acceptance testing, analyzed feedback, and documented findings to improve release stability.</w:t>
       </w:r>
     </w:p>
     <w:p>
@@ -327,7 +327,7 @@
           <w:b w:val="0"/>
           <w:sz w:val="18"/>
         </w:rPr>
-        <w:t>▸ Utilized Selenium and Playwright frameworks while streamlining test generation workflows with AI tools like Gemini Code Assist.</w:t>
+        <w:t>▸ Streamlined test generation and deployment scripts by utilizing AI tools like Gemini Code Assist within the testing workflow.</w:t>
       </w:r>
     </w:p>
     <w:p>
